--- a/KHBD_Tin_học/Lớp_8/Tuần_04/KHBD_Tin_hoc_Lớp_8_Tiet04_Bai_2_Thong_tin_trong_moi_truong_so_Tiet_2.docx
+++ b/KHBD_Tin_học/Lớp_8/Tuần_04/KHBD_Tin_hoc_Lớp_8_Tiet04_Bai_2_Thong_tin_trong_moi_truong_so_Tiet_2.docx
@@ -359,34 +359,30 @@
     </w:p>
     <w:p>
       <w:pPr>
-        <w:spacing w:line="276" w:lineRule="auto" w:after="60" w:before="0"/>
-        <w:ind w:firstLine="0" w:left="850"/>
-        <w:jc w:val="both"/>
-      </w:pPr>
-      <w:r>
-        <w:rPr>
-          <w:rFonts w:ascii="Times New Roman" w:hAnsi="Times New Roman" w:eastAsia="Times New Roman"/>
-          <w:b w:val="0"/>
-          <w:i w:val="0"/>
-          <w:sz w:val="26"/>
-        </w:rPr>
-        <w:t>- Miền I. Khai thác dữ liệu và thông tin (thành tố 1.1. Duyệt, tìm kiếm và lọc dữ liệu, thông tin và nội dung số – Bậc 4): Khai thác thông tin số phục vụ bài học. (Đạt được thông qua Hoạt động 2)</w:t>
-      </w:r>
-    </w:p>
-    <w:p>
-      <w:pPr>
-        <w:spacing w:line="276" w:lineRule="auto" w:after="60" w:before="0"/>
-        <w:ind w:firstLine="0" w:left="850"/>
-        <w:jc w:val="both"/>
-      </w:pPr>
-      <w:r>
-        <w:rPr>
-          <w:rFonts w:ascii="Times New Roman" w:hAnsi="Times New Roman" w:eastAsia="Times New Roman"/>
-          <w:b w:val="0"/>
-          <w:i w:val="0"/>
-          <w:sz w:val="26"/>
-        </w:rPr>
-        <w:t>- Miền IV. An toàn (thành tố 4.1. Bảo vệ thiết bị và nội dung số – Bậc 4): Tuân thủ quy tắc an toàn thiết bị và bảo vệ dữ liệu. (Đạt được thông qua Hoạt động 3, Hoạt động 4)</w:t>
+        <w:spacing w:line="276" w:lineRule="auto" w:after="0" w:before="0"/>
+        <w:ind w:left="850" w:firstLine="0"/>
+        <w:jc w:val="both"/>
+      </w:pPr>
+      <w:r>
+        <w:rPr>
+          <w:rFonts w:ascii="Times New Roman" w:hAnsi="Times New Roman" w:cs="Times New Roman"/>
+          <w:sz w:val="26"/>
+        </w:rPr>
+        <w:t>- 1.1.CB4b: Tổ chức được tìm kiếm dữ liệu, thông tin và nội dung trong môi trường số. (Duyệt, tìm kiếm và thu thập dữ liệu, thông tin hiệu quả trên môi trường mạng). (Đạt được thông qua Hoạt động 2)</w:t>
+      </w:r>
+    </w:p>
+    <w:p>
+      <w:pPr>
+        <w:spacing w:line="276" w:lineRule="auto" w:after="0" w:before="0"/>
+        <w:ind w:left="850" w:firstLine="0"/>
+        <w:jc w:val="both"/>
+      </w:pPr>
+      <w:r>
+        <w:rPr>
+          <w:rFonts w:ascii="Times New Roman" w:hAnsi="Times New Roman" w:cs="Times New Roman"/>
+          <w:sz w:val="26"/>
+        </w:rPr>
+        <w:t>- 1.2.CB4a: Thực hiện phân tích, so sánh và đánh giá được các nguồn dữ liệu, thông tin và nội dung số. (Đánh giá độ tin cậy và chọn lọc thông tin chính xác từ các nguồn số). (Đạt được thông qua Hoạt động 3, Hoạt động 4)</w:t>
       </w:r>
     </w:p>
     <w:p>
